--- a/assets/downloads/simulation-3/postsimulation-activity-1-adjust-eap.docx
+++ b/assets/downloads/simulation-3/postsimulation-activity-1-adjust-eap.docx
@@ -23,6 +23,54 @@
         </w:rPr>
         <w:t/>
       </w:r>
+      <w:proofErr w:type="spellStart"/>
+      <w:r>
+        <w:rPr>
+          <w:rFonts w:ascii="Aptos" w:eastAsia="Aptos" w:hAnsi="Aptos" w:cs="Aptos"/>
+          <w:b/>
+          <w:bCs/>
+          <w:color w:val="000000"/>
+          <w:sz w:val="40"/>
+          <w:szCs w:val="40"/>
+        </w:rPr>
+        <w:t/>
+      </w:r>
+      <w:proofErr w:type="spellEnd"/>
+      <w:r>
+        <w:rPr>
+          <w:rFonts w:ascii="Aptos" w:eastAsia="Aptos" w:hAnsi="Aptos" w:cs="Aptos"/>
+          <w:b/>
+          <w:bCs/>
+          <w:color w:val="000000"/>
+          <w:sz w:val="40"/>
+          <w:szCs w:val="40"/>
+        </w:rPr>
+        <w:t xml:space="preserve"/>
+      </w:r>
+      <w:r>
+        <w:rPr>
+          <w:rFonts w:ascii="Aptos" w:eastAsia="Aptos" w:hAnsi="Aptos" w:cs="Aptos"/>
+          <w:b/>
+          <w:bCs/>
+          <w:color w:val="000000"/>
+          <w:sz w:val="40"/>
+          <w:szCs w:val="40"/>
+        </w:rPr>
+        <w:t xml:space="preserve"/>
+      </w:r>
+      <w:proofErr w:type="spellStart"/>
+      <w:r>
+        <w:rPr>
+          <w:rFonts w:ascii="Aptos" w:eastAsia="Aptos" w:hAnsi="Aptos" w:cs="Aptos"/>
+          <w:b/>
+          <w:bCs/>
+          <w:color w:val="000000"/>
+          <w:sz w:val="40"/>
+          <w:szCs w:val="40"/>
+        </w:rPr>
+        <w:t/>
+      </w:r>
+      <w:proofErr w:type="spellEnd"/>
       <w:r>
         <w:rPr>
           <w:rFonts w:ascii="Aptos" w:eastAsia="Aptos" w:hAnsi="Aptos" w:cs="Aptos"/>
@@ -104,6 +152,17 @@
           <w:sz w:val="40"/>
           <w:szCs w:val="40"/>
         </w:rPr>
+        <w:t/>
+      </w:r>
+      <w:proofErr w:type="spellStart"/>
+      <w:r>
+        <w:rPr>
+          <w:rFonts w:ascii="Aptos" w:hAnsi="Aptos" w:cs="Aptos" w:eastAsia="Aptos"/>
+          <w:bCs/>
+          <w:color w:val="000000"/>
+          <w:sz w:val="40"/>
+          <w:szCs w:val="40"/>
+        </w:rPr>
         <w:t>P</w:t>
       </w:r>
       <w:r>
@@ -114,7 +173,18 @@
           <w:sz w:val="40"/>
           <w:szCs w:val="40"/>
         </w:rPr>
-        <w:t xml:space="preserve">ostsimulation Activity </w:t>
+        <w:t>ostsimulation</w:t>
+      </w:r>
+      <w:proofErr w:type="spellEnd"/>
+      <w:r>
+        <w:rPr>
+          <w:rFonts w:ascii="Aptos" w:hAnsi="Aptos" w:cs="Aptos" w:eastAsia="Aptos"/>
+          <w:bCs/>
+          <w:color w:val="000000"/>
+          <w:sz w:val="40"/>
+          <w:szCs w:val="40"/>
+        </w:rPr>
+        <w:t xml:space="preserve"> Activity </w:t>
       </w:r>
       <w:r>
         <w:rPr>
@@ -290,7 +360,7 @@
         <w:i/>
         <w:sz w:val="18"/>
       </w:rPr>
-      <w:t>Clinical Simulations for the Athletic Trainer HKPropel Access</w:t>
+      <w:t>Clinical Simulations for the Athletic Trainer Instructor Guide</w:t>
     </w:r>
     <w:r>
       <w:rPr>
